--- a/Fase 2/Evidencias Proyecto/Evidencias de documentación/14_Informe_de_Cierre_y_Lecciones_Aprendidas.docx
+++ b/Fase 2/Evidencias Proyecto/Evidencias de documentación/14_Informe_de_Cierre_y_Lecciones_Aprendidas.docx
@@ -528,7 +528,7 @@
           <w:sz w:val="21"/>
           <w:szCs w:val="21"/>
         </w:rPr>
-        <w:t>Borrador preparado por anticipado: incluye las lecciones aprendidas hasta la semana S9. Las secciones de resultados se completarán al cierre.</w:t>
+        <w:t>Borrador preparado por anticipado: incluye las lecciones aprendidas hasta la semana S11. Las secciones de resultados se completarán al cierre.</w:t>
       </w:r>
     </w:p>
     <w:p>
@@ -806,7 +806,7 @@
                 <w:sz w:val="18"/>
                 <w:szCs w:val="18"/>
               </w:rPr>
-              <w:t>V1 según ERS rev. 04</w:t>
+              <w:t>V1 según ERS rev. 04.1</w:t>
             </w:r>
           </w:p>
         </w:tc>
@@ -1117,7 +1117,7 @@
           <w:sz w:val="22"/>
           <w:szCs w:val="22"/>
         </w:rPr>
-        <w:t>SC-01 a SC-10 (ver documento 11). El cambio de mayor impacto fue SC-04: adopción obligatoria de una base de datos relacional (PostgreSQL) en reemplazo de Cloud Firestore.</w:t>
+        <w:t>SC-01 a SC-20 (ver documento 11). El cambio de mayor impacto fue SC-04: adopción obligatoria de una base de datos relacional (PostgreSQL) en reemplazo de Cloud Firestore.</w:t>
       </w:r>
     </w:p>
     <w:p>
@@ -1504,6 +1504,89 @@
                 <w:szCs w:val="18"/>
               </w:rPr>
               <w:t>Confirmar restricciones tecnológicas del curso antes de elegir el stack.</w:t>
+            </w:r>
+          </w:p>
+        </w:tc>
+      </w:tr>
+      <w:tr>
+        <w:trPr>
+          <w:cantSplit/>
+        </w:trPr>
+        <w:tc>
+          <w:tcPr>
+            <w:tcW w:w="1520" w:type="dxa"/>
+            <w:shd w:val="clear" w:color="auto" w:fill="F2F5FA"/>
+            <w:tcMar>
+              <w:top w:w="80" w:type="dxa"/>
+              <w:left w:w="100" w:type="dxa"/>
+              <w:bottom w:w="80" w:type="dxa"/>
+              <w:right w:w="100" w:type="dxa"/>
+            </w:tcMar>
+            <w:vAlign w:val="center"/>
+          </w:tcPr>
+          <w:p>
+            <w:pPr>
+              <w:spacing w:before="0" w:after="0" w:line="240" w:lineRule="auto"/>
+            </w:pPr>
+            <w:r>
+              <w:rPr>
+                <w:rFonts w:ascii="Arial" w:hAnsi="Arial" w:cs="Arial" w:eastAsia="Arial"/>
+                <w:sz w:val="18"/>
+                <w:szCs w:val="18"/>
+              </w:rPr>
+              <w:t>Infraestructura</w:t>
+            </w:r>
+          </w:p>
+        </w:tc>
+        <w:tc>
+          <w:tcPr>
+            <w:tcW w:w="3990" w:type="dxa"/>
+            <w:shd w:val="clear" w:color="auto" w:fill="F2F5FA"/>
+            <w:tcMar>
+              <w:top w:w="80" w:type="dxa"/>
+              <w:left w:w="100" w:type="dxa"/>
+              <w:bottom w:w="80" w:type="dxa"/>
+              <w:right w:w="100" w:type="dxa"/>
+            </w:tcMar>
+            <w:vAlign w:val="center"/>
+          </w:tcPr>
+          <w:p>
+            <w:pPr>
+              <w:spacing w:before="0" w:after="0" w:line="240" w:lineRule="auto"/>
+            </w:pPr>
+            <w:r>
+              <w:rPr>
+                <w:rFonts w:ascii="Arial" w:hAnsi="Arial" w:cs="Arial" w:eastAsia="Arial"/>
+                <w:sz w:val="18"/>
+                <w:szCs w:val="18"/>
+              </w:rPr>
+              <w:t>La base de datos se implementó en Supabase (EE. UU.) después de documentar un servidor en Chile, lo que obligó a declarar la transferencia internacional y a actualizar varios documentos.</w:t>
+            </w:r>
+          </w:p>
+        </w:tc>
+        <w:tc>
+          <w:tcPr>
+            <w:tcW w:w="3990" w:type="dxa"/>
+            <w:shd w:val="clear" w:color="auto" w:fill="F2F5FA"/>
+            <w:tcMar>
+              <w:top w:w="80" w:type="dxa"/>
+              <w:left w:w="100" w:type="dxa"/>
+              <w:bottom w:w="80" w:type="dxa"/>
+              <w:right w:w="100" w:type="dxa"/>
+            </w:tcMar>
+            <w:vAlign w:val="center"/>
+          </w:tcPr>
+          <w:p>
+            <w:pPr>
+              <w:spacing w:before="0" w:after="0" w:line="240" w:lineRule="auto"/>
+            </w:pPr>
+            <w:r>
+              <w:rPr>
+                <w:rFonts w:ascii="Arial" w:hAnsi="Arial" w:cs="Arial" w:eastAsia="Arial"/>
+                <w:sz w:val="18"/>
+                <w:szCs w:val="18"/>
+              </w:rPr>
+              <w:t>Decidir la infraestructura antes de cerrar los planes de costos y privacidad.</w:t>
             </w:r>
           </w:p>
         </w:tc>

--- a/Fase 2/Evidencias Proyecto/Evidencias de documentación/14_Informe_de_Cierre_y_Lecciones_Aprendidas.docx
+++ b/Fase 2/Evidencias Proyecto/Evidencias de documentación/14_Informe_de_Cierre_y_Lecciones_Aprendidas.docx
@@ -1117,7 +1117,7 @@
           <w:sz w:val="22"/>
           <w:szCs w:val="22"/>
         </w:rPr>
-        <w:t>SC-01 a SC-20 (ver documento 11). El cambio de mayor impacto fue SC-04: adopción obligatoria de una base de datos relacional (PostgreSQL) en reemplazo de Cloud Firestore.</w:t>
+        <w:t>SC-01 a SC-21 (ver documento 11). El cambio de mayor impacto fue SC-04: adopción obligatoria de una base de datos relacional (PostgreSQL) en reemplazo de Cloud Firestore.</w:t>
       </w:r>
     </w:p>
     <w:p>
